--- a/사용가이드.docx
+++ b/사용가이드.docx
@@ -28,11 +28,6 @@
       </w:r>
     </w:p>
     <w:p>
-      <w:r>
-        <w:t>프로그램 폴더를 열고 아래 순서대로 실행하세요. 한 번만 하면 되고, 다음부터는 이 과정을 반복할 필요가 없습니다.</w:t>
-      </w:r>
-    </w:p>
-    <w:p>
       <w:pPr>
         <w:pStyle w:val="ListNumber"/>
       </w:pPr>
@@ -45,7 +40,7 @@
         <w:pStyle w:val="ListNumber"/>
       </w:pPr>
       <w:r>
-        <w:t>검은 화면(명령 프롬프트)이 뜨고 설치가 진행됩니다. 컴퓨터에 프로그램(Python)이 없으면 자동으로 내려받아 설치하므로, 인터넷에 연결된 상태여야 합니다.</w:t>
+        <w:t>이 컴퓨터에 Python이 없으면, 자동으로 파이썬 공식 다운로드 페이지(python.org)가 브라우저로 열립니다.</w:t>
       </w:r>
     </w:p>
     <w:p>
@@ -53,12 +48,54 @@
         <w:pStyle w:val="ListNumber"/>
       </w:pPr>
       <w:r>
-        <w:t>"설치 완료"라는 문구가 뜨면 아무 키나 눌러 창을 닫습니다.</w:t>
+        <w:t>그 페이지에서 노란색 "Download Python" 버튼을 눌러 설치 파일을 받고 실행합니다.</w:t>
       </w:r>
     </w:p>
     <w:p>
       <w:r>
-        <w:t>※ 설치에는 몇 분 정도 걸릴 수 있습니다. 이 과정은 이 컴퓨터에서 처음 한 번만 필요합니다.</w:t>
+        <w:rPr>
+          <w:b/>
+          <w:color w:val="C00000"/>
+        </w:rPr>
+        <w:t>★ 아주 중요: 설치 화면 맨 아래에 있는 "Add python.exe to PATH" 체크박스를 반드시 체크한 뒤 Install을 눌러야 합니다. 이걸 빠뜨리면 프로그램이 동작하지 않습니다.</w:t>
+      </w:r>
+    </w:p>
+    <w:p>
+      <w:pPr>
+        <w:pStyle w:val="ListNumber"/>
+      </w:pPr>
+      <w:r>
+        <w:t>설치가 끝나면 setup.bat을 다시 더블클릭합니다.</w:t>
+      </w:r>
+    </w:p>
+    <w:p>
+      <w:pPr>
+        <w:pStyle w:val="ListNumber"/>
+      </w:pPr>
+      <w:r>
+        <w:t>검은 화면(명령 프롬프트)이 뜨고 필요한 구성요소를 설치합니다.</w:t>
+      </w:r>
+    </w:p>
+    <w:p>
+      <w:pPr>
+        <w:pStyle w:val="ListNumber"/>
+      </w:pPr>
+      <w:r>
+        <w:t>"Setup complete"라는 문구가 뜨면 아무 키나 눌러 창을 닫습니다.</w:t>
+      </w:r>
+    </w:p>
+    <w:p>
+      <w:r>
+        <w:t>※ 이 과정은 이 컴퓨터에서 처음 한 번만 필요합니다.</w:t>
+      </w:r>
+    </w:p>
+    <w:p>
+      <w:r>
+        <w:rPr>
+          <w:i/>
+          <w:color w:val="555555"/>
+        </w:rPr>
+        <w:t>백신 프로그램이 setup.bat 실행을 막거나 창이 바로 꺼지는 경우, 백신의 최근 차단 기록(격리/보호 기록)을 확인해 "허용"으로 처리해주세요. 이 프로그램은 인터넷에서 무언가를 몰래 설치하지 않고, 필요할 때 공식 파이썬 다운로드 페이지만 열어줍니다.</w:t>
       </w:r>
     </w:p>
     <w:p/>
@@ -171,7 +208,7 @@
         <w:pStyle w:val="ListBullet"/>
       </w:pPr>
       <w:r>
-        <w:t>외국인소진율: 외국인이 보유 중인 지분 비율</w:t>
+        <w:t>외국인소진율: 외국인이 보유 중인 지분 비율(%)</w:t>
       </w:r>
     </w:p>
     <w:p>
@@ -180,6 +217,14 @@
       </w:pPr>
       <w:r>
         <w:t>거래량: 그날 거래된 총 주식 수</w:t>
+      </w:r>
+    </w:p>
+    <w:p>
+      <w:pPr>
+        <w:pStyle w:val="ListBullet"/>
+      </w:pPr>
+      <w:r>
+        <w:t>종목코드: 맨 오른쪽 열. 다른 곳에 값만 옮겨붙일 때 이 열만 빼고 복사하면 됩니다.</w:t>
       </w:r>
     </w:p>
     <w:p>
@@ -238,6 +283,32 @@
         <w:pStyle w:val="Heading2"/>
       </w:pPr>
       <w:r>
+        <w:t>setup.bat 창이 뜨자마자 바로 꺼져요</w:t>
+      </w:r>
+    </w:p>
+    <w:p>
+      <w:r>
+        <w:t>백신 프로그램이 실행을 막았을 가능성이 높습니다. 백신 프로그램의 최근 차단/격리 기록을 확인해서 setup.bat 또는 이 폴더를 "허용"으로 추가해주세요. 그래도 안 되면 setup_log.txt 파일이 폴더에 생겼는지 확인하고, 그 내용을 캡처해서 보내주세요.</w:t>
+      </w:r>
+    </w:p>
+    <w:p>
+      <w:pPr>
+        <w:pStyle w:val="Heading2"/>
+      </w:pPr>
+      <w:r>
+        <w:t>run_gui.bat을 눌러도 아무 창도 안 떠요</w:t>
+      </w:r>
+    </w:p>
+    <w:p>
+      <w:r>
+        <w:t>폴더 안에 생긴 gui_log.txt 파일을 열어보면 어떤 오류가 있었는지 나옵니다. 그 내용을 캡처해서 보내주세요.</w:t>
+      </w:r>
+    </w:p>
+    <w:p>
+      <w:pPr>
+        <w:pStyle w:val="Heading2"/>
+      </w:pPr>
+      <w:r>
         <w:t>창이 이상하게 뜨거나 버튼이 안 보여요</w:t>
       </w:r>
     </w:p>
@@ -270,6 +341,19 @@
     <w:p>
       <w:r>
         <w:t>데이터를 받아오지 못해 대부분의 종목이 "-"로 나옵니다. 인터넷 연결을 확인한 뒤 다시 실행해주세요.</w:t>
+      </w:r>
+    </w:p>
+    <w:p>
+      <w:pPr>
+        <w:pStyle w:val="Heading2"/>
+      </w:pPr>
+      <w:r>
+        <w:t>새 버전으로 업데이트하고 싶어요</w:t>
+      </w:r>
+    </w:p>
+    <w:p>
+      <w:r>
+        <w:t>run_gui.bat으로 프로그램을 연 뒤, 위쪽의 "업데이트 확인" 버튼을 누르면 됩니다. "업데이트를 적용했어"라는 메시지가 뜨면 프로그램을 껐다가 다시 실행해주세요.</w:t>
       </w:r>
     </w:p>
     <w:p/>
@@ -311,6 +395,14 @@
       </w:pPr>
       <w:r>
         <w:t>output 폴더 — 실행 결과 엑셀 파일이 저장되는 곳</w:t>
+      </w:r>
+    </w:p>
+    <w:p>
+      <w:pPr>
+        <w:pStyle w:val="ListBullet"/>
+      </w:pPr>
+      <w:r>
+        <w:t>setup_log.txt / gui_log.txt — 문제가 생겼을 때 확인하는 기록 파일</w:t>
       </w:r>
     </w:p>
     <w:sectPr>

--- a/사용가이드.docx
+++ b/사용가이드.docx
@@ -288,7 +288,7 @@
     </w:p>
     <w:p>
       <w:r>
-        <w:t>백신 프로그램이 실행을 막았을 가능성이 높습니다. 백신 프로그램의 최근 차단/격리 기록을 확인해서 setup.bat 또는 이 폴더를 "허용"으로 추가해주세요. 그래도 안 되면 setup_log.txt 파일이 폴더에 생겼는지 확인하고, 그 내용을 캡처해서 보내주세요.</w:t>
+        <w:t>백신 프로그램이 실행을 막았을 가능성이 높습니다. 백신 프로그램의 최근 차단/격리 기록을 확인해서 setup.bat 또는 이 폴더를 "허용"으로 추가해주세요. 그래도 안 되면 logs 폴더 안의 setup_log.txt 파일을 확인하고, 그 내용을 캡처해서 보내주세요.</w:t>
       </w:r>
     </w:p>
     <w:p>
@@ -301,7 +301,7 @@
     </w:p>
     <w:p>
       <w:r>
-        <w:t>폴더 안에 생긴 gui_log.txt 파일을 열어보면 어떤 오류가 있었는지 나옵니다. 그 내용을 캡처해서 보내주세요.</w:t>
+        <w:t>logs 폴더 안의 gui_log.txt 파일을 열어보면 어떤 오류가 있었는지 나옵니다. 그 내용을 캡처해서 보내주세요.</w:t>
       </w:r>
     </w:p>
     <w:p>
@@ -402,7 +402,7 @@
         <w:pStyle w:val="ListBullet"/>
       </w:pPr>
       <w:r>
-        <w:t>setup_log.txt / gui_log.txt — 문제가 생겼을 때 확인하는 기록 파일</w:t>
+        <w:t>logs 폴더 — setup_log.txt / gui_log.txt / update_log.txt (문제가 생겼을 때 확인하는 기록 파일)</w:t>
       </w:r>
     </w:p>
     <w:sectPr>
